--- a/Articles/2026/3_DaVinci_Tips_and_Tricks/9_How_to_Copy_and_Paste_Keyframes_in_DaVinci_Resolve_Fusion_Page/SEO for DaVinci.docx
+++ b/Articles/2026/3_DaVinci_Tips_and_Tricks/9_How_to_Copy_and_Paste_Keyframes_in_DaVinci_Resolve_Fusion_Page/SEO for DaVinci.docx
@@ -19,13 +19,10 @@
         <w:t>" content="</w:t>
       </w:r>
       <w:r>
-        <w:t xml:space="preserve">1 </w:t>
-      </w:r>
-      <w:r>
-        <w:t>What is DaVinci?</w:t>
-      </w:r>
-      <w:r>
-        <w:t xml:space="preserve"> "&gt;</w:t>
+        <w:t>9 How to Copy and Paste Keyframes in DaVinci Resolve on Fusion Page</w:t>
+      </w:r>
+      <w:r>
+        <w:t>"&gt;</w:t>
       </w:r>
     </w:p>
     <w:p/>
@@ -80,14 +77,25 @@
       <w:r>
         <w:t xml:space="preserve"> </w:t>
       </w:r>
-      <w:bookmarkStart w:id="1" w:name="_Hlk229118841"/>
-      <w:r>
-        <w:t>DaVinci, Movie Maker, Editing tool</w:t>
-      </w:r>
-      <w:r>
-        <w:t xml:space="preserve"> </w:t>
-      </w:r>
-      <w:bookmarkEnd w:id="1"/>
+      <w:r>
+        <w:t xml:space="preserve">Fusion keyframes, DaVinci Resolve Fusion, copy keyframes Fusion, paste keyframes Fusion, Fusion spline panel, Fusion animation channels, Fusion Template node, </w:t>
+      </w:r>
+      <w:proofErr w:type="gramStart"/>
+      <w:r>
+        <w:t>Resolve</w:t>
+      </w:r>
+      <w:proofErr w:type="gramEnd"/>
+      <w:r>
+        <w:t xml:space="preserve"> keyframe troubleshooting, Fusion parameter activation, Resolve Edit vs Fusion animation, Fusion node workflow, Fusion quirks, </w:t>
+      </w:r>
+      <w:proofErr w:type="gramStart"/>
+      <w:r>
+        <w:t>Resolve</w:t>
+      </w:r>
+      <w:proofErr w:type="gramEnd"/>
+      <w:r>
+        <w:t xml:space="preserve"> tutorial, Fusion beginner guide, Resolve animation tips</w:t>
+      </w:r>
       <w:r>
         <w:t>"/&gt;</w:t>
       </w:r>
@@ -110,28 +118,7 @@
         <w:t>" content="</w:t>
       </w:r>
       <w:r>
-        <w:rPr>
-          <w:highlight w:val="yellow"/>
-        </w:rPr>
-        <w:t xml:space="preserve">This </w:t>
-      </w:r>
-      <w:r>
-        <w:t xml:space="preserve">is our first article in a new series of </w:t>
-      </w:r>
-      <w:r>
-        <w:t>DaVinci</w:t>
-      </w:r>
-      <w:r>
-        <w:t>, where we will be introducing you to it</w:t>
-      </w:r>
-      <w:r>
-        <w:t>.</w:t>
-      </w:r>
-      <w:r>
-        <w:t xml:space="preserve"> We will be starting off with a number of simple Tips and Tricks that you can use while using this DaVinci, movie maker software.</w:t>
-      </w:r>
-      <w:r>
-        <w:t xml:space="preserve"> </w:t>
+        <w:t>Learn why Fusion sometimes refuses to paste keyframes and how to activate hidden parameters, initialize nodes, and fix spline issues for smooth animation transfers.</w:t>
       </w:r>
       <w:r>
         <w:t>"/&gt;</w:t>
@@ -231,7 +218,13 @@
         <w:t>" content="</w:t>
       </w:r>
       <w:r>
-        <w:t>May 8, 2026</w:t>
+        <w:t xml:space="preserve">May </w:t>
+      </w:r>
+      <w:r>
+        <w:t>22</w:t>
+      </w:r>
+      <w:r>
+        <w:t>, 2026</w:t>
       </w:r>
       <w:r>
         <w:t>" /&gt;</w:t>
@@ -268,7 +261,7 @@
         <w:t xml:space="preserve"> Enlightenment</w:t>
       </w:r>
       <w:r>
-        <w:t>/Articles/2026/3_DaVinci_Tips_and_Tricks/1_What_is_DaVinci/1_What_Is_DaVinci.html</w:t>
+        <w:t>/Articles/2026/3_DaVinci_Tips_and_Tricks/9_How_to_Copy_and_Paste_Keyframes_in_DaVinci_Resolve_Fusion_Page/9_How_to_Copy_and_Paste_Keyframes_in_DaVinci_Resolve_on_Fusion_Page.html</w:t>
       </w:r>
       <w:r>
         <w:t>"&gt;</w:t>
